--- a/assets/Anh Nguyen.docx
+++ b/assets/Anh Nguyen.docx
@@ -119,9 +119,14 @@
               <w:r>
                 <w:rPr>
                   <w:rStyle w:val="Hyperlink"/>
-                  <w:color w:val="0070C0"/>
                 </w:rPr>
-                <w:t>me@codingland.com</w:t>
+                <w:t>me@</w:t>
+              </w:r>
+              <w:r>
+                <w:rPr>
+                  <w:rStyle w:val="Hyperlink"/>
+                </w:rPr>
+                <w:t>blackbean.icu</w:t>
               </w:r>
             </w:hyperlink>
             <w:r>
@@ -142,32 +147,15 @@
                 <w:color w:val="0070C0"/>
               </w:rPr>
             </w:pPr>
-            <w:r>
-              <w:fldChar w:fldCharType="begin"/>
-            </w:r>
-            <w:r>
-              <w:rPr>
-                <w:color w:val="0070C0"/>
-              </w:rPr>
-              <w:instrText>HYPERLINK "https://www.linkedin.com/in/blackbean"</w:instrText>
-            </w:r>
-            <w:r>
-              <w:fldChar w:fldCharType="separate"/>
-            </w:r>
-            <w:r>
-              <w:rPr>
-                <w:rStyle w:val="Hyperlink"/>
-                <w:color w:val="0070C0"/>
-              </w:rPr>
-              <w:t>https://www.linkedin.com/in/blackbean</w:t>
-            </w:r>
-            <w:r>
-              <w:rPr>
-                <w:rStyle w:val="Hyperlink"/>
-                <w:color w:val="0070C0"/>
-              </w:rPr>
-              <w:fldChar w:fldCharType="end"/>
-            </w:r>
+            <w:hyperlink r:id="rId9" w:history="1">
+              <w:r>
+                <w:rPr>
+                  <w:rStyle w:val="Hyperlink"/>
+                  <w:color w:val="0070C0"/>
+                </w:rPr>
+                <w:t>https://www.linkedin.com/in/blackbean</w:t>
+              </w:r>
+            </w:hyperlink>
           </w:p>
           <w:p>
             <w:pPr>
@@ -181,7 +169,7 @@
                 <w:lang w:val="en-GB"/>
               </w:rPr>
             </w:pPr>
-            <w:hyperlink r:id="rId9">
+            <w:hyperlink r:id="rId10" w:history="1">
               <w:r>
                 <w:rPr>
                   <w:rStyle w:val="Hyperlink"/>
@@ -190,7 +178,17 @@
                   <w:szCs w:val="21"/>
                   <w:lang w:val="en-GB"/>
                 </w:rPr>
-                <w:t>https://www.codingland.com</w:t>
+                <w:t>https://www.</w:t>
+              </w:r>
+              <w:r>
+                <w:rPr>
+                  <w:rStyle w:val="Hyperlink"/>
+                  <w:rFonts w:asciiTheme="minorHAnsi" w:hAnsiTheme="minorHAnsi" w:cs="Tahoma"/>
+                  <w:sz w:val="21"/>
+                  <w:szCs w:val="21"/>
+                  <w:lang w:val="en-GB"/>
+                </w:rPr>
+                <w:t>blackbean.icu</w:t>
               </w:r>
             </w:hyperlink>
           </w:p>
@@ -325,7 +323,6 @@
         <w:tc>
           <w:tcPr>
             <w:tcW w:w="3493" w:type="dxa"/>
-            <w:shd w:val="clear" w:color="auto" w:fill="auto"/>
           </w:tcPr>
           <w:p>
             <w:pPr>
@@ -499,7 +496,6 @@
         <w:tc>
           <w:tcPr>
             <w:tcW w:w="3492" w:type="dxa"/>
-            <w:shd w:val="clear" w:color="auto" w:fill="auto"/>
           </w:tcPr>
           <w:p>
             <w:pPr>
@@ -673,7 +669,6 @@
         <w:tc>
           <w:tcPr>
             <w:tcW w:w="3484" w:type="dxa"/>
-            <w:shd w:val="clear" w:color="auto" w:fill="auto"/>
           </w:tcPr>
           <w:p>
             <w:pPr>
@@ -7165,16 +7160,7 @@
           <w:szCs w:val="21"/>
           <w:lang w:val="en-GB"/>
         </w:rPr>
-        <w:t xml:space="preserve"> </w:t>
-      </w:r>
-      <w:r>
-        <w:rPr>
-          <w:rFonts w:asciiTheme="minorHAnsi" w:hAnsiTheme="minorHAnsi" w:cs="Tahoma"/>
-          <w:sz w:val="21"/>
-          <w:szCs w:val="21"/>
-          <w:lang w:val="en-GB"/>
-        </w:rPr>
-        <w:t>Typescript</w:t>
+        <w:t xml:space="preserve"> Typescript</w:t>
       </w:r>
       <w:r>
         <w:rPr>
@@ -7445,9 +7431,9 @@
       </w:r>
     </w:p>
     <w:sectPr>
-      <w:headerReference w:type="default" r:id="rId10"/>
-      <w:footerReference w:type="default" r:id="rId11"/>
-      <w:footerReference w:type="first" r:id="rId12"/>
+      <w:headerReference w:type="default" r:id="rId11"/>
+      <w:footerReference w:type="default" r:id="rId12"/>
+      <w:footerReference w:type="first" r:id="rId13"/>
       <w:pgSz w:w="11909" w:h="16834" w:code="9"/>
       <w:pgMar w:top="720" w:right="720" w:bottom="720" w:left="720" w:header="720" w:footer="720" w:gutter="0"/>
       <w:cols w:space="720"/>
@@ -7607,6 +7593,7 @@
       </w:rPr>
       <w:t xml:space="preserve"> | </w:t>
     </w:r>
+    <w:proofErr w:type="spellStart"/>
     <w:r>
       <w:rPr>
         <w:rFonts w:asciiTheme="minorHAnsi" w:hAnsiTheme="minorHAnsi" w:cs="Tahoma"/>
@@ -7614,8 +7601,36 @@
         <w:szCs w:val="21"/>
         <w:lang w:val="en-GB"/>
       </w:rPr>
-      <w:t>me@codingland.com</w:t>
+      <w:t>me@</w:t>
     </w:r>
+    <w:r>
+      <w:rPr>
+        <w:rFonts w:asciiTheme="minorHAnsi" w:hAnsiTheme="minorHAnsi" w:cs="Tahoma"/>
+        <w:sz w:val="21"/>
+        <w:szCs w:val="21"/>
+        <w:lang w:val="en-GB"/>
+      </w:rPr>
+      <w:t>blackbean</w:t>
+    </w:r>
+    <w:r>
+      <w:rPr>
+        <w:rFonts w:asciiTheme="minorHAnsi" w:hAnsiTheme="minorHAnsi" w:cs="Tahoma"/>
+        <w:sz w:val="21"/>
+        <w:szCs w:val="21"/>
+        <w:lang w:val="en-GB"/>
+      </w:rPr>
+      <w:t>.</w:t>
+    </w:r>
+    <w:r>
+      <w:rPr>
+        <w:rFonts w:asciiTheme="minorHAnsi" w:hAnsiTheme="minorHAnsi" w:cs="Tahoma"/>
+        <w:sz w:val="21"/>
+        <w:szCs w:val="21"/>
+        <w:lang w:val="en-GB"/>
+      </w:rPr>
+      <w:t>icu</w:t>
+    </w:r>
+    <w:proofErr w:type="spellEnd"/>
   </w:p>
   <w:p>
     <w:pPr>

--- a/assets/Anh Nguyen.docx
+++ b/assets/Anh Nguyen.docx
@@ -6990,6 +6990,81 @@
         <w:tabs>
           <w:tab w:val="left" w:pos="4060"/>
         </w:tabs>
+        <w:spacing w:after="0" w:line="264" w:lineRule="auto"/>
+        <w:jc w:val="center"/>
+        <w:rPr>
+          <w:rFonts w:asciiTheme="minorHAnsi" w:hAnsiTheme="minorHAnsi" w:cs="Tahoma"/>
+          <w:sz w:val="21"/>
+          <w:szCs w:val="21"/>
+          <w:lang w:val="en-GB"/>
+        </w:rPr>
+      </w:pPr>
+      <w:r>
+        <w:rPr>
+          <w:rFonts w:asciiTheme="minorHAnsi" w:hAnsiTheme="minorHAnsi" w:cs="Tahoma"/>
+          <w:sz w:val="21"/>
+          <w:szCs w:val="21"/>
+          <w:lang w:val="en-GB"/>
+        </w:rPr>
+        <w:t>Academic year</w:t>
+      </w:r>
+      <w:r>
+        <w:rPr>
+          <w:rFonts w:asciiTheme="minorHAnsi" w:hAnsiTheme="minorHAnsi" w:cs="Tahoma"/>
+          <w:sz w:val="21"/>
+          <w:szCs w:val="21"/>
+          <w:lang w:val="en-GB"/>
+        </w:rPr>
+        <w:t xml:space="preserve">: </w:t>
+      </w:r>
+      <w:r>
+        <w:rPr>
+          <w:rFonts w:asciiTheme="minorHAnsi" w:hAnsiTheme="minorHAnsi" w:cs="Tahoma"/>
+          <w:sz w:val="21"/>
+          <w:szCs w:val="21"/>
+          <w:lang w:val="en-GB"/>
+        </w:rPr>
+        <w:t>2006</w:t>
+      </w:r>
+    </w:p>
+    <w:p>
+      <w:pPr>
+        <w:tabs>
+          <w:tab w:val="left" w:pos="4060"/>
+        </w:tabs>
+        <w:spacing w:after="0" w:line="264" w:lineRule="auto"/>
+        <w:jc w:val="center"/>
+        <w:rPr>
+          <w:rFonts w:asciiTheme="minorHAnsi" w:hAnsiTheme="minorHAnsi" w:cs="Tahoma"/>
+          <w:sz w:val="21"/>
+          <w:szCs w:val="21"/>
+          <w:lang w:val="en-GB"/>
+        </w:rPr>
+      </w:pPr>
+      <w:r>
+        <w:rPr>
+          <w:rFonts w:asciiTheme="minorHAnsi" w:hAnsiTheme="minorHAnsi" w:cs="Tahoma"/>
+          <w:sz w:val="21"/>
+          <w:szCs w:val="21"/>
+          <w:lang w:val="en-GB"/>
+        </w:rPr>
+        <w:t xml:space="preserve">Graduation: </w:t>
+      </w:r>
+      <w:r>
+        <w:rPr>
+          <w:rFonts w:asciiTheme="minorHAnsi" w:hAnsiTheme="minorHAnsi" w:cs="Tahoma"/>
+          <w:sz w:val="21"/>
+          <w:szCs w:val="21"/>
+          <w:lang w:val="en-GB"/>
+        </w:rPr>
+        <w:t>2014</w:t>
+      </w:r>
+    </w:p>
+    <w:p>
+      <w:pPr>
+        <w:tabs>
+          <w:tab w:val="left" w:pos="4060"/>
+        </w:tabs>
         <w:spacing w:before="120" w:after="0" w:line="264" w:lineRule="auto"/>
         <w:jc w:val="center"/>
         <w:rPr>
@@ -7069,6 +7144,72 @@
           <w:lang w:val="en-GB"/>
         </w:rPr>
         <w:t>Vietnam</w:t>
+      </w:r>
+    </w:p>
+    <w:p>
+      <w:pPr>
+        <w:tabs>
+          <w:tab w:val="left" w:pos="4060"/>
+        </w:tabs>
+        <w:spacing w:after="0" w:line="264" w:lineRule="auto"/>
+        <w:jc w:val="center"/>
+        <w:rPr>
+          <w:rFonts w:asciiTheme="minorHAnsi" w:hAnsiTheme="minorHAnsi" w:cs="Tahoma"/>
+          <w:sz w:val="21"/>
+          <w:szCs w:val="21"/>
+          <w:lang w:val="en-GB"/>
+        </w:rPr>
+      </w:pPr>
+      <w:r>
+        <w:rPr>
+          <w:rFonts w:asciiTheme="minorHAnsi" w:hAnsiTheme="minorHAnsi" w:cs="Tahoma"/>
+          <w:sz w:val="21"/>
+          <w:szCs w:val="21"/>
+          <w:lang w:val="en-GB"/>
+        </w:rPr>
+        <w:t>Academic year</w:t>
+      </w:r>
+      <w:r>
+        <w:rPr>
+          <w:rFonts w:asciiTheme="minorHAnsi" w:hAnsiTheme="minorHAnsi" w:cs="Tahoma"/>
+          <w:sz w:val="21"/>
+          <w:szCs w:val="21"/>
+          <w:lang w:val="en-GB"/>
+        </w:rPr>
+        <w:t>: 200</w:t>
+      </w:r>
+      <w:r>
+        <w:rPr>
+          <w:rFonts w:asciiTheme="minorHAnsi" w:hAnsiTheme="minorHAnsi" w:cs="Tahoma"/>
+          <w:sz w:val="21"/>
+          <w:szCs w:val="21"/>
+          <w:lang w:val="en-GB"/>
+        </w:rPr>
+        <w:t>2</w:t>
+      </w:r>
+    </w:p>
+    <w:p>
+      <w:pPr>
+        <w:tabs>
+          <w:tab w:val="left" w:pos="4060"/>
+        </w:tabs>
+        <w:spacing w:after="0" w:line="264" w:lineRule="auto"/>
+        <w:jc w:val="center"/>
+        <w:rPr>
+          <w:rFonts w:asciiTheme="minorHAnsi" w:hAnsiTheme="minorHAnsi" w:cs="Tahoma"/>
+          <w:sz w:val="21"/>
+          <w:szCs w:val="21"/>
+          <w:lang w:val="en-GB"/>
+        </w:rPr>
+      </w:pPr>
+      <w:r>
+        <w:rPr>
+          <w:rFonts w:asciiTheme="minorHAnsi" w:hAnsiTheme="minorHAnsi" w:cs="Tahoma"/>
+          <w:sz w:val="21"/>
+          <w:szCs w:val="21"/>
+          <w:lang w:val="en-GB"/>
+        </w:rPr>
+        <w:t>Graduation: 2005</w:t>
       </w:r>
     </w:p>
     <w:p>
